--- a/writeups/Experiment_4_JavaScript_Form_Validation_Writeup.docx
+++ b/writeups/Experiment_4_JavaScript_Form_Validation_Writeup.docx
@@ -1537,7 +1537,7 @@
           <w:color w:val="800000"/>
           <w:sz w:val="20"/>
         </w:rPr>
-        <w:t>(1) Initial Farmer Registration Form</w:t>
+        <w:t>Task 1: Create Farmer Registration Form (Initial Clean State)</w:t>
       </w:r>
     </w:p>
     <w:p>
@@ -1548,7 +1548,7 @@
       <w:r>
         <w:drawing>
           <wp:inline xmlns:a="http://schemas.openxmlformats.org/drawingml/2006/main" xmlns:pic="http://schemas.openxmlformats.org/drawingml/2006/picture">
-            <wp:extent cx="5486400" cy="4738255"/>
+            <wp:extent cx="5486400" cy="4500562"/>
             <wp:docPr id="2" name="Picture 2"/>
             <wp:cNvGraphicFramePr>
               <a:graphicFrameLocks noChangeAspect="1"/>
@@ -1557,7 +1557,7 @@
               <a:graphicData uri="http://schemas.openxmlformats.org/drawingml/2006/picture">
                 <pic:pic>
                   <pic:nvPicPr>
-                    <pic:cNvPr id="0" name="exp2_task8_form.png"/>
+                    <pic:cNvPr id="0" name="exp4_task1_clean_form.png"/>
                     <pic:cNvPicPr/>
                   </pic:nvPicPr>
                   <pic:blipFill>
@@ -1569,7 +1569,7 @@
                   <pic:spPr>
                     <a:xfrm>
                       <a:off x="0" y="0"/>
-                      <a:ext cx="5486400" cy="4738255"/>
+                      <a:ext cx="5486400" cy="4500562"/>
                     </a:xfrm>
                     <a:prstGeom prst="rect"/>
                   </pic:spPr>
@@ -1590,7 +1590,7 @@
           <w:color w:val="800000"/>
           <w:sz w:val="20"/>
         </w:rPr>
-        <w:t>(2) Form Validation Error Handling on Invalid/Blank Inputs</w:t>
+        <w:t>Task 2: Validate Required Text Fields (Farmer Name &amp; Plot ID Errors)</w:t>
       </w:r>
     </w:p>
     <w:p>
@@ -1601,7 +1601,7 @@
       <w:r>
         <w:drawing>
           <wp:inline xmlns:a="http://schemas.openxmlformats.org/drawingml/2006/main" xmlns:pic="http://schemas.openxmlformats.org/drawingml/2006/picture">
-            <wp:extent cx="5486400" cy="4987636"/>
+            <wp:extent cx="5486400" cy="2425566"/>
             <wp:docPr id="3" name="Picture 3"/>
             <wp:cNvGraphicFramePr>
               <a:graphicFrameLocks noChangeAspect="1"/>
@@ -1610,7 +1610,7 @@
               <a:graphicData uri="http://schemas.openxmlformats.org/drawingml/2006/picture">
                 <pic:pic>
                   <pic:nvPicPr>
-                    <pic:cNvPr id="0" name="exp4_form_errors.png"/>
+                    <pic:cNvPr id="0" name="exp4_task2_text_errors.png"/>
                     <pic:cNvPicPr/>
                   </pic:nvPicPr>
                   <pic:blipFill>
@@ -1622,7 +1622,7 @@
                   <pic:spPr>
                     <a:xfrm>
                       <a:off x="0" y="0"/>
-                      <a:ext cx="5486400" cy="4987636"/>
+                      <a:ext cx="5486400" cy="2425566"/>
                     </a:xfrm>
                     <a:prstGeom prst="rect"/>
                   </pic:spPr>
@@ -1643,7 +1643,7 @@
           <w:color w:val="800000"/>
           <w:sz w:val="20"/>
         </w:rPr>
-        <w:t>(3) Successful Registration Feedback with Success Banner</w:t>
+        <w:t>Task 3: Validate Mobile Number and Email Address via Regular Expressions</w:t>
       </w:r>
     </w:p>
     <w:p>
@@ -1654,7 +1654,7 @@
       <w:r>
         <w:drawing>
           <wp:inline xmlns:a="http://schemas.openxmlformats.org/drawingml/2006/main" xmlns:pic="http://schemas.openxmlformats.org/drawingml/2006/picture">
-            <wp:extent cx="5486400" cy="4987636"/>
+            <wp:extent cx="5486400" cy="2425566"/>
             <wp:docPr id="4" name="Picture 4"/>
             <wp:cNvGraphicFramePr>
               <a:graphicFrameLocks noChangeAspect="1"/>
@@ -1663,7 +1663,7 @@
               <a:graphicData uri="http://schemas.openxmlformats.org/drawingml/2006/picture">
                 <pic:pic>
                   <pic:nvPicPr>
-                    <pic:cNvPr id="0" name="exp4_form_success.png"/>
+                    <pic:cNvPr id="0" name="exp4_task3_mobile_email_errors.png"/>
                     <pic:cNvPicPr/>
                   </pic:nvPicPr>
                   <pic:blipFill>
@@ -1675,7 +1675,60 @@
                   <pic:spPr>
                     <a:xfrm>
                       <a:off x="0" y="0"/>
-                      <a:ext cx="5486400" cy="4987636"/>
+                      <a:ext cx="5486400" cy="2425566"/>
+                    </a:xfrm>
+                    <a:prstGeom prst="rect"/>
+                  </pic:spPr>
+                </pic:pic>
+              </a:graphicData>
+            </a:graphic>
+          </wp:inline>
+        </w:drawing>
+      </w:r>
+    </w:p>
+    <w:p>
+      <w:pPr>
+        <w:spacing w:before="160" w:after="40"/>
+      </w:pPr>
+      <w:r>
+        <w:rPr>
+          <w:b/>
+          <w:color w:val="800000"/>
+          <w:sz w:val="20"/>
+        </w:rPr>
+        <w:t>Task 4: Validate Selection/Date Fields &amp; Dynamic Success Confirmation Banner</w:t>
+      </w:r>
+    </w:p>
+    <w:p>
+      <w:pPr>
+        <w:spacing w:after="120"/>
+        <w:jc w:val="center"/>
+      </w:pPr>
+      <w:r>
+        <w:drawing>
+          <wp:inline xmlns:a="http://schemas.openxmlformats.org/drawingml/2006/main" xmlns:pic="http://schemas.openxmlformats.org/drawingml/2006/picture">
+            <wp:extent cx="5486400" cy="2425566"/>
+            <wp:docPr id="5" name="Picture 5"/>
+            <wp:cNvGraphicFramePr>
+              <a:graphicFrameLocks noChangeAspect="1"/>
+            </wp:cNvGraphicFramePr>
+            <a:graphic>
+              <a:graphicData uri="http://schemas.openxmlformats.org/drawingml/2006/picture">
+                <pic:pic>
+                  <pic:nvPicPr>
+                    <pic:cNvPr id="0" name="exp4_task4_form_success.png"/>
+                    <pic:cNvPicPr/>
+                  </pic:nvPicPr>
+                  <pic:blipFill>
+                    <a:blip r:embed="rId13"/>
+                    <a:stretch>
+                      <a:fillRect/>
+                    </a:stretch>
+                  </pic:blipFill>
+                  <pic:spPr>
+                    <a:xfrm>
+                      <a:off x="0" y="0"/>
+                      <a:ext cx="5486400" cy="2425566"/>
                     </a:xfrm>
                     <a:prstGeom prst="rect"/>
                   </pic:spPr>
